--- a/.ai-workflow/work/tasks/현장방문대비/30 관리 산출물/개발/md2docx-styled/JSA-CM-RL-002_배포 런북·롤백 계획.docx
+++ b/.ai-workflow/work/tasks/현장방문대비/30 관리 산출물/개발/md2docx-styled/JSA-CM-RL-002_배포 런북·롤백 계획.docx
@@ -13,44 +13,94 @@
     <w:tbl>
       <w:tblPr>
         <w:tblStyle w:val="Table"/>
-        <w:tblW w:type="pct" w:w="5000"/>
+        <w:tblW w:w="9638" w:type="dxa"/>
+        <w:tblBorders>
+          <w:top w:val="single" w:sz="4" w:space="0" w:color="CDD1D5"/>
+          <w:left w:val="single" w:sz="4" w:space="0" w:color="CDD1D5"/>
+          <w:bottom w:val="single" w:sz="4" w:space="0" w:color="CDD1D5"/>
+          <w:right w:val="single" w:sz="4" w:space="0" w:color="CDD1D5"/>
+          <w:insideH w:val="single" w:sz="4" w:space="0" w:color="CDD1D5"/>
+          <w:insideV w:val="single" w:sz="4" w:space="0" w:color="CDD1D5"/>
+        </w:tblBorders>
         <w:tblLayout w:type="fixed"/>
+        <w:tblCellMar>
+          <w:top w:w="50" w:type="dxa"/>
+          <w:left w:w="100" w:type="dxa"/>
+          <w:bottom w:w="50" w:type="dxa"/>
+          <w:right w:w="100" w:type="dxa"/>
+        </w:tblCellMar>
         <w:tblLook w:firstRow="1" w:lastRow="0" w:firstColumn="0" w:lastColumn="0" w:noHBand="0" w:noVBand="0" w:val="0020"/>
       </w:tblPr>
       <w:tblGrid>
-        <w:gridCol w:w="2653"/>
-        <w:gridCol w:w="5266"/>
+        <w:gridCol w:w="3229"/>
+        <w:gridCol w:w="6409"/>
       </w:tblGrid>
       <w:tr>
         <w:trPr>
+          <w:cantSplit/>
           <w:tblHeader w:val="on"/>
         </w:trPr>
         <w:tc>
-          <w:tcPr/>
-          <w:p>
-            <w:pPr>
-              <w:pStyle w:val="Compact"/>
-            </w:pPr>
-            <w:r>
+          <w:tcPr>
+            <w:tcW w:w="3229" w:type="dxa"/>
+            <w:tcBorders>
+              <w:top w:val="single" w:sz="4" w:space="0" w:color="90A9C6"/>
+              <w:left w:val="single" w:sz="4" w:space="0" w:color="90A9C6"/>
+              <w:bottom w:val="single" w:sz="4" w:space="0" w:color="90A9C6"/>
+              <w:right w:val="single" w:sz="4" w:space="0" w:color="90A9C6"/>
+            </w:tcBorders>
+            <w:shd w:val="clear" w:color="auto" w:fill="D6E0EB"/>
+            <w:vAlign w:val="center"/>
+          </w:tcPr>
+          <w:p>
+            <w:pPr>
+              <w:pStyle w:val="Compact"/>
+            </w:pPr>
+            <w:r>
+              <w:rPr>
+                <w:b/>
+                <w:bCs/>
+                <w:color w:val="131416"/>
+              </w:rPr>
               <w:t xml:space="preserve">항목</w:t>
             </w:r>
           </w:p>
         </w:tc>
         <w:tc>
-          <w:tcPr/>
-          <w:p>
-            <w:pPr>
-              <w:pStyle w:val="Compact"/>
-            </w:pPr>
-            <w:r>
+          <w:tcPr>
+            <w:tcW w:w="6409" w:type="dxa"/>
+            <w:tcBorders>
+              <w:top w:val="single" w:sz="4" w:space="0" w:color="90A9C6"/>
+              <w:left w:val="single" w:sz="4" w:space="0" w:color="90A9C6"/>
+              <w:bottom w:val="single" w:sz="4" w:space="0" w:color="90A9C6"/>
+              <w:right w:val="single" w:sz="4" w:space="0" w:color="90A9C6"/>
+            </w:tcBorders>
+            <w:shd w:val="clear" w:color="auto" w:fill="D6E0EB"/>
+            <w:vAlign w:val="center"/>
+          </w:tcPr>
+          <w:p>
+            <w:pPr>
+              <w:pStyle w:val="Compact"/>
+            </w:pPr>
+            <w:r>
+              <w:rPr>
+                <w:b/>
+                <w:bCs/>
+                <w:color w:val="131416"/>
+              </w:rPr>
               <w:t xml:space="preserve">내용</w:t>
             </w:r>
           </w:p>
         </w:tc>
       </w:tr>
       <w:tr>
-        <w:tc>
-          <w:tcPr/>
+        <w:trPr>
+          <w:cantSplit/>
+        </w:trPr>
+        <w:tc>
+          <w:tcPr>
+            <w:tcW w:w="3229" w:type="dxa"/>
+          </w:tcPr>
           <w:p>
             <w:pPr>
               <w:pStyle w:val="Compact"/>
@@ -61,7 +111,9 @@
           </w:p>
         </w:tc>
         <w:tc>
-          <w:tcPr/>
+          <w:tcPr>
+            <w:tcW w:w="6409" w:type="dxa"/>
+          </w:tcPr>
           <w:p>
             <w:pPr>
               <w:pStyle w:val="Compact"/>
@@ -73,8 +125,13 @@
         </w:tc>
       </w:tr>
       <w:tr>
-        <w:tc>
-          <w:tcPr/>
+        <w:trPr>
+          <w:cantSplit/>
+        </w:trPr>
+        <w:tc>
+          <w:tcPr>
+            <w:tcW w:w="3229" w:type="dxa"/>
+          </w:tcPr>
           <w:p>
             <w:pPr>
               <w:pStyle w:val="Compact"/>
@@ -85,7 +142,9 @@
           </w:p>
         </w:tc>
         <w:tc>
-          <w:tcPr/>
+          <w:tcPr>
+            <w:tcW w:w="6409" w:type="dxa"/>
+          </w:tcPr>
           <w:p>
             <w:pPr>
               <w:pStyle w:val="Compact"/>
@@ -97,8 +156,13 @@
         </w:tc>
       </w:tr>
       <w:tr>
-        <w:tc>
-          <w:tcPr/>
+        <w:trPr>
+          <w:cantSplit/>
+        </w:trPr>
+        <w:tc>
+          <w:tcPr>
+            <w:tcW w:w="3229" w:type="dxa"/>
+          </w:tcPr>
           <w:p>
             <w:pPr>
               <w:pStyle w:val="Compact"/>
@@ -109,7 +173,9 @@
           </w:p>
         </w:tc>
         <w:tc>
-          <w:tcPr/>
+          <w:tcPr>
+            <w:tcW w:w="6409" w:type="dxa"/>
+          </w:tcPr>
           <w:p>
             <w:pPr>
               <w:pStyle w:val="Compact"/>
@@ -121,8 +187,13 @@
         </w:tc>
       </w:tr>
       <w:tr>
-        <w:tc>
-          <w:tcPr/>
+        <w:trPr>
+          <w:cantSplit/>
+        </w:trPr>
+        <w:tc>
+          <w:tcPr>
+            <w:tcW w:w="3229" w:type="dxa"/>
+          </w:tcPr>
           <w:p>
             <w:pPr>
               <w:pStyle w:val="Compact"/>
@@ -133,7 +204,9 @@
           </w:p>
         </w:tc>
         <w:tc>
-          <w:tcPr/>
+          <w:tcPr>
+            <w:tcW w:w="6409" w:type="dxa"/>
+          </w:tcPr>
           <w:p>
             <w:pPr>
               <w:pStyle w:val="Compact"/>
@@ -145,8 +218,13 @@
         </w:tc>
       </w:tr>
       <w:tr>
-        <w:tc>
-          <w:tcPr/>
+        <w:trPr>
+          <w:cantSplit/>
+        </w:trPr>
+        <w:tc>
+          <w:tcPr>
+            <w:tcW w:w="3229" w:type="dxa"/>
+          </w:tcPr>
           <w:p>
             <w:pPr>
               <w:pStyle w:val="Compact"/>
@@ -157,7 +235,9 @@
           </w:p>
         </w:tc>
         <w:tc>
-          <w:tcPr/>
+          <w:tcPr>
+            <w:tcW w:w="6409" w:type="dxa"/>
+          </w:tcPr>
           <w:p>
             <w:pPr>
               <w:pStyle w:val="Compact"/>
@@ -169,8 +249,13 @@
         </w:tc>
       </w:tr>
       <w:tr>
-        <w:tc>
-          <w:tcPr/>
+        <w:trPr>
+          <w:cantSplit/>
+        </w:trPr>
+        <w:tc>
+          <w:tcPr>
+            <w:tcW w:w="3229" w:type="dxa"/>
+          </w:tcPr>
           <w:p>
             <w:pPr>
               <w:pStyle w:val="Compact"/>
@@ -181,7 +266,9 @@
           </w:p>
         </w:tc>
         <w:tc>
-          <w:tcPr/>
+          <w:tcPr>
+            <w:tcW w:w="6409" w:type="dxa"/>
+          </w:tcPr>
           <w:p>
             <w:pPr>
               <w:pStyle w:val="Compact"/>
@@ -193,8 +280,13 @@
         </w:tc>
       </w:tr>
       <w:tr>
-        <w:tc>
-          <w:tcPr/>
+        <w:trPr>
+          <w:cantSplit/>
+        </w:trPr>
+        <w:tc>
+          <w:tcPr>
+            <w:tcW w:w="3229" w:type="dxa"/>
+          </w:tcPr>
           <w:p>
             <w:pPr>
               <w:pStyle w:val="Compact"/>
@@ -205,7 +297,9 @@
           </w:p>
         </w:tc>
         <w:tc>
-          <w:tcPr/>
+          <w:tcPr>
+            <w:tcW w:w="6409" w:type="dxa"/>
+          </w:tcPr>
           <w:p>
             <w:pPr>
               <w:pStyle w:val="Compact"/>
@@ -228,80 +322,175 @@
     <w:tbl>
       <w:tblPr>
         <w:tblStyle w:val="Table"/>
-        <w:tblW w:type="pct" w:w="5000"/>
+        <w:tblW w:w="9638" w:type="dxa"/>
+        <w:tblBorders>
+          <w:top w:val="single" w:sz="4" w:space="0" w:color="CDD1D5"/>
+          <w:left w:val="single" w:sz="4" w:space="0" w:color="CDD1D5"/>
+          <w:bottom w:val="single" w:sz="4" w:space="0" w:color="CDD1D5"/>
+          <w:right w:val="single" w:sz="4" w:space="0" w:color="CDD1D5"/>
+          <w:insideH w:val="single" w:sz="4" w:space="0" w:color="CDD1D5"/>
+          <w:insideV w:val="single" w:sz="4" w:space="0" w:color="CDD1D5"/>
+        </w:tblBorders>
         <w:tblLayout w:type="fixed"/>
+        <w:tblCellMar>
+          <w:top w:w="50" w:type="dxa"/>
+          <w:left w:w="100" w:type="dxa"/>
+          <w:bottom w:w="50" w:type="dxa"/>
+          <w:right w:w="100" w:type="dxa"/>
+        </w:tblCellMar>
         <w:tblLook w:firstRow="1" w:lastRow="0" w:firstColumn="0" w:lastColumn="0" w:noHBand="0" w:noVBand="0" w:val="0020"/>
       </w:tblPr>
       <w:tblGrid>
-        <w:gridCol w:w="1526"/>
-        <w:gridCol w:w="1622"/>
-        <w:gridCol w:w="1717"/>
-        <w:gridCol w:w="1526"/>
-        <w:gridCol w:w="1526"/>
+        <w:gridCol w:w="1858"/>
+        <w:gridCol w:w="1975"/>
+        <w:gridCol w:w="2090"/>
+        <w:gridCol w:w="1858"/>
+        <w:gridCol w:w="1857"/>
       </w:tblGrid>
       <w:tr>
         <w:trPr>
+          <w:cantSplit/>
           <w:tblHeader w:val="on"/>
         </w:trPr>
         <w:tc>
-          <w:tcPr/>
-          <w:p>
-            <w:pPr>
-              <w:pStyle w:val="Compact"/>
-            </w:pPr>
-            <w:r>
+          <w:tcPr>
+            <w:tcW w:w="1858" w:type="dxa"/>
+            <w:tcBorders>
+              <w:top w:val="single" w:sz="4" w:space="0" w:color="90A9C6"/>
+              <w:left w:val="single" w:sz="4" w:space="0" w:color="90A9C6"/>
+              <w:bottom w:val="single" w:sz="4" w:space="0" w:color="90A9C6"/>
+              <w:right w:val="single" w:sz="4" w:space="0" w:color="90A9C6"/>
+            </w:tcBorders>
+            <w:shd w:val="clear" w:color="auto" w:fill="D6E0EB"/>
+            <w:vAlign w:val="center"/>
+          </w:tcPr>
+          <w:p>
+            <w:pPr>
+              <w:pStyle w:val="Compact"/>
+            </w:pPr>
+            <w:r>
+              <w:rPr>
+                <w:b/>
+                <w:bCs/>
+                <w:color w:val="131416"/>
+              </w:rPr>
               <w:t xml:space="preserve">버전</w:t>
             </w:r>
           </w:p>
         </w:tc>
         <w:tc>
-          <w:tcPr/>
-          <w:p>
-            <w:pPr>
-              <w:pStyle w:val="Compact"/>
-            </w:pPr>
-            <w:r>
+          <w:tcPr>
+            <w:tcW w:w="1975" w:type="dxa"/>
+            <w:tcBorders>
+              <w:top w:val="single" w:sz="4" w:space="0" w:color="90A9C6"/>
+              <w:left w:val="single" w:sz="4" w:space="0" w:color="90A9C6"/>
+              <w:bottom w:val="single" w:sz="4" w:space="0" w:color="90A9C6"/>
+              <w:right w:val="single" w:sz="4" w:space="0" w:color="90A9C6"/>
+            </w:tcBorders>
+            <w:shd w:val="clear" w:color="auto" w:fill="D6E0EB"/>
+            <w:vAlign w:val="center"/>
+          </w:tcPr>
+          <w:p>
+            <w:pPr>
+              <w:pStyle w:val="Compact"/>
+            </w:pPr>
+            <w:r>
+              <w:rPr>
+                <w:b/>
+                <w:bCs/>
+                <w:color w:val="131416"/>
+              </w:rPr>
               <w:t xml:space="preserve">날짜</w:t>
             </w:r>
           </w:p>
         </w:tc>
         <w:tc>
-          <w:tcPr/>
-          <w:p>
-            <w:pPr>
-              <w:pStyle w:val="Compact"/>
-            </w:pPr>
-            <w:r>
+          <w:tcPr>
+            <w:tcW w:w="2090" w:type="dxa"/>
+            <w:tcBorders>
+              <w:top w:val="single" w:sz="4" w:space="0" w:color="90A9C6"/>
+              <w:left w:val="single" w:sz="4" w:space="0" w:color="90A9C6"/>
+              <w:bottom w:val="single" w:sz="4" w:space="0" w:color="90A9C6"/>
+              <w:right w:val="single" w:sz="4" w:space="0" w:color="90A9C6"/>
+            </w:tcBorders>
+            <w:shd w:val="clear" w:color="auto" w:fill="D6E0EB"/>
+            <w:vAlign w:val="center"/>
+          </w:tcPr>
+          <w:p>
+            <w:pPr>
+              <w:pStyle w:val="Compact"/>
+            </w:pPr>
+            <w:r>
+              <w:rPr>
+                <w:b/>
+                <w:bCs/>
+                <w:color w:val="131416"/>
+              </w:rPr>
               <w:t xml:space="preserve">변경 내용</w:t>
             </w:r>
           </w:p>
         </w:tc>
         <w:tc>
-          <w:tcPr/>
-          <w:p>
-            <w:pPr>
-              <w:pStyle w:val="Compact"/>
-            </w:pPr>
-            <w:r>
+          <w:tcPr>
+            <w:tcW w:w="1858" w:type="dxa"/>
+            <w:tcBorders>
+              <w:top w:val="single" w:sz="4" w:space="0" w:color="90A9C6"/>
+              <w:left w:val="single" w:sz="4" w:space="0" w:color="90A9C6"/>
+              <w:bottom w:val="single" w:sz="4" w:space="0" w:color="90A9C6"/>
+              <w:right w:val="single" w:sz="4" w:space="0" w:color="90A9C6"/>
+            </w:tcBorders>
+            <w:shd w:val="clear" w:color="auto" w:fill="D6E0EB"/>
+            <w:vAlign w:val="center"/>
+          </w:tcPr>
+          <w:p>
+            <w:pPr>
+              <w:pStyle w:val="Compact"/>
+            </w:pPr>
+            <w:r>
+              <w:rPr>
+                <w:b/>
+                <w:bCs/>
+                <w:color w:val="131416"/>
+              </w:rPr>
               <w:t xml:space="preserve">작성자</w:t>
             </w:r>
           </w:p>
         </w:tc>
         <w:tc>
-          <w:tcPr/>
-          <w:p>
-            <w:pPr>
-              <w:pStyle w:val="Compact"/>
-            </w:pPr>
-            <w:r>
+          <w:tcPr>
+            <w:tcW w:w="1857" w:type="dxa"/>
+            <w:tcBorders>
+              <w:top w:val="single" w:sz="4" w:space="0" w:color="90A9C6"/>
+              <w:left w:val="single" w:sz="4" w:space="0" w:color="90A9C6"/>
+              <w:bottom w:val="single" w:sz="4" w:space="0" w:color="90A9C6"/>
+              <w:right w:val="single" w:sz="4" w:space="0" w:color="90A9C6"/>
+            </w:tcBorders>
+            <w:shd w:val="clear" w:color="auto" w:fill="D6E0EB"/>
+            <w:vAlign w:val="center"/>
+          </w:tcPr>
+          <w:p>
+            <w:pPr>
+              <w:pStyle w:val="Compact"/>
+            </w:pPr>
+            <w:r>
+              <w:rPr>
+                <w:b/>
+                <w:bCs/>
+                <w:color w:val="131416"/>
+              </w:rPr>
               <w:t xml:space="preserve">승인자</w:t>
             </w:r>
           </w:p>
         </w:tc>
       </w:tr>
       <w:tr>
-        <w:tc>
-          <w:tcPr/>
+        <w:trPr>
+          <w:cantSplit/>
+        </w:trPr>
+        <w:tc>
+          <w:tcPr>
+            <w:tcW w:w="1858" w:type="dxa"/>
+          </w:tcPr>
           <w:p>
             <w:pPr>
               <w:pStyle w:val="Compact"/>
@@ -312,7 +501,9 @@
           </w:p>
         </w:tc>
         <w:tc>
-          <w:tcPr/>
+          <w:tcPr>
+            <w:tcW w:w="1975" w:type="dxa"/>
+          </w:tcPr>
           <w:p>
             <w:pPr>
               <w:pStyle w:val="Compact"/>
@@ -323,7 +514,9 @@
           </w:p>
         </w:tc>
         <w:tc>
-          <w:tcPr/>
+          <w:tcPr>
+            <w:tcW w:w="2090" w:type="dxa"/>
+          </w:tcPr>
           <w:p>
             <w:pPr>
               <w:pStyle w:val="Compact"/>
@@ -334,7 +527,9 @@
           </w:p>
         </w:tc>
         <w:tc>
-          <w:tcPr/>
+          <w:tcPr>
+            <w:tcW w:w="1858" w:type="dxa"/>
+          </w:tcPr>
           <w:p>
             <w:pPr>
               <w:pStyle w:val="Compact"/>
@@ -345,7 +540,9 @@
           </w:p>
         </w:tc>
         <w:tc>
-          <w:tcPr/>
+          <w:tcPr>
+            <w:tcW w:w="1857" w:type="dxa"/>
+          </w:tcPr>
           <w:p>
             <w:pPr>
               <w:pStyle w:val="Compact"/>
@@ -569,80 +766,175 @@
     <w:tbl>
       <w:tblPr>
         <w:tblStyle w:val="Table"/>
-        <w:tblW w:type="pct" w:w="5000"/>
+        <w:tblW w:w="9638" w:type="dxa"/>
+        <w:tblBorders>
+          <w:top w:val="single" w:sz="4" w:space="0" w:color="CDD1D5"/>
+          <w:left w:val="single" w:sz="4" w:space="0" w:color="CDD1D5"/>
+          <w:bottom w:val="single" w:sz="4" w:space="0" w:color="CDD1D5"/>
+          <w:right w:val="single" w:sz="4" w:space="0" w:color="CDD1D5"/>
+          <w:insideH w:val="single" w:sz="4" w:space="0" w:color="CDD1D5"/>
+          <w:insideV w:val="single" w:sz="4" w:space="0" w:color="CDD1D5"/>
+        </w:tblBorders>
         <w:tblLayout w:type="fixed"/>
+        <w:tblCellMar>
+          <w:top w:w="50" w:type="dxa"/>
+          <w:left w:w="100" w:type="dxa"/>
+          <w:bottom w:w="50" w:type="dxa"/>
+          <w:right w:w="100" w:type="dxa"/>
+        </w:tblCellMar>
         <w:tblLook w:firstRow="1" w:lastRow="0" w:firstColumn="0" w:lastColumn="0" w:noHBand="0" w:noVBand="0" w:val="0020"/>
       </w:tblPr>
       <w:tblGrid>
-        <w:gridCol w:w="497"/>
-        <w:gridCol w:w="1326"/>
-        <w:gridCol w:w="3731"/>
-        <w:gridCol w:w="497"/>
-        <w:gridCol w:w="1865"/>
+        <w:gridCol w:w="605"/>
+        <w:gridCol w:w="1614"/>
+        <w:gridCol w:w="4543"/>
+        <w:gridCol w:w="605"/>
+        <w:gridCol w:w="2271"/>
       </w:tblGrid>
       <w:tr>
         <w:trPr>
+          <w:cantSplit/>
           <w:tblHeader w:val="on"/>
         </w:trPr>
         <w:tc>
-          <w:tcPr/>
-          <w:p>
-            <w:pPr>
-              <w:pStyle w:val="Compact"/>
-            </w:pPr>
-            <w:r>
+          <w:tcPr>
+            <w:tcW w:w="605" w:type="dxa"/>
+            <w:tcBorders>
+              <w:top w:val="single" w:sz="4" w:space="0" w:color="90A9C6"/>
+              <w:left w:val="single" w:sz="4" w:space="0" w:color="90A9C6"/>
+              <w:bottom w:val="single" w:sz="4" w:space="0" w:color="90A9C6"/>
+              <w:right w:val="single" w:sz="4" w:space="0" w:color="90A9C6"/>
+            </w:tcBorders>
+            <w:shd w:val="clear" w:color="auto" w:fill="D6E0EB"/>
+            <w:vAlign w:val="center"/>
+          </w:tcPr>
+          <w:p>
+            <w:pPr>
+              <w:pStyle w:val="Compact"/>
+            </w:pPr>
+            <w:r>
+              <w:rPr>
+                <w:b/>
+                <w:bCs/>
+                <w:color w:val="131416"/>
+              </w:rPr>
               <w:t xml:space="preserve">순서</w:t>
             </w:r>
           </w:p>
         </w:tc>
         <w:tc>
-          <w:tcPr/>
-          <w:p>
-            <w:pPr>
-              <w:pStyle w:val="Compact"/>
-            </w:pPr>
-            <w:r>
+          <w:tcPr>
+            <w:tcW w:w="1614" w:type="dxa"/>
+            <w:tcBorders>
+              <w:top w:val="single" w:sz="4" w:space="0" w:color="90A9C6"/>
+              <w:left w:val="single" w:sz="4" w:space="0" w:color="90A9C6"/>
+              <w:bottom w:val="single" w:sz="4" w:space="0" w:color="90A9C6"/>
+              <w:right w:val="single" w:sz="4" w:space="0" w:color="90A9C6"/>
+            </w:tcBorders>
+            <w:shd w:val="clear" w:color="auto" w:fill="D6E0EB"/>
+            <w:vAlign w:val="center"/>
+          </w:tcPr>
+          <w:p>
+            <w:pPr>
+              <w:pStyle w:val="Compact"/>
+            </w:pPr>
+            <w:r>
+              <w:rPr>
+                <w:b/>
+                <w:bCs/>
+                <w:color w:val="131416"/>
+              </w:rPr>
               <w:t xml:space="preserve">작업</w:t>
             </w:r>
           </w:p>
         </w:tc>
         <w:tc>
-          <w:tcPr/>
-          <w:p>
-            <w:pPr>
-              <w:pStyle w:val="Compact"/>
-            </w:pPr>
-            <w:r>
+          <w:tcPr>
+            <w:tcW w:w="4543" w:type="dxa"/>
+            <w:tcBorders>
+              <w:top w:val="single" w:sz="4" w:space="0" w:color="90A9C6"/>
+              <w:left w:val="single" w:sz="4" w:space="0" w:color="90A9C6"/>
+              <w:bottom w:val="single" w:sz="4" w:space="0" w:color="90A9C6"/>
+              <w:right w:val="single" w:sz="4" w:space="0" w:color="90A9C6"/>
+            </w:tcBorders>
+            <w:shd w:val="clear" w:color="auto" w:fill="D6E0EB"/>
+            <w:vAlign w:val="center"/>
+          </w:tcPr>
+          <w:p>
+            <w:pPr>
+              <w:pStyle w:val="Compact"/>
+            </w:pPr>
+            <w:r>
+              <w:rPr>
+                <w:b/>
+                <w:bCs/>
+                <w:color w:val="131416"/>
+              </w:rPr>
               <w:t xml:space="preserve">명령·방법</w:t>
             </w:r>
           </w:p>
         </w:tc>
         <w:tc>
-          <w:tcPr/>
-          <w:p>
-            <w:pPr>
-              <w:pStyle w:val="Compact"/>
-            </w:pPr>
-            <w:r>
+          <w:tcPr>
+            <w:tcW w:w="605" w:type="dxa"/>
+            <w:tcBorders>
+              <w:top w:val="single" w:sz="4" w:space="0" w:color="90A9C6"/>
+              <w:left w:val="single" w:sz="4" w:space="0" w:color="90A9C6"/>
+              <w:bottom w:val="single" w:sz="4" w:space="0" w:color="90A9C6"/>
+              <w:right w:val="single" w:sz="4" w:space="0" w:color="90A9C6"/>
+            </w:tcBorders>
+            <w:shd w:val="clear" w:color="auto" w:fill="D6E0EB"/>
+            <w:vAlign w:val="center"/>
+          </w:tcPr>
+          <w:p>
+            <w:pPr>
+              <w:pStyle w:val="Compact"/>
+            </w:pPr>
+            <w:r>
+              <w:rPr>
+                <w:b/>
+                <w:bCs/>
+                <w:color w:val="131416"/>
+              </w:rPr>
               <w:t xml:space="preserve">담당</w:t>
             </w:r>
           </w:p>
         </w:tc>
         <w:tc>
-          <w:tcPr/>
-          <w:p>
-            <w:pPr>
-              <w:pStyle w:val="Compact"/>
-            </w:pPr>
-            <w:r>
+          <w:tcPr>
+            <w:tcW w:w="2271" w:type="dxa"/>
+            <w:tcBorders>
+              <w:top w:val="single" w:sz="4" w:space="0" w:color="90A9C6"/>
+              <w:left w:val="single" w:sz="4" w:space="0" w:color="90A9C6"/>
+              <w:bottom w:val="single" w:sz="4" w:space="0" w:color="90A9C6"/>
+              <w:right w:val="single" w:sz="4" w:space="0" w:color="90A9C6"/>
+            </w:tcBorders>
+            <w:shd w:val="clear" w:color="auto" w:fill="D6E0EB"/>
+            <w:vAlign w:val="center"/>
+          </w:tcPr>
+          <w:p>
+            <w:pPr>
+              <w:pStyle w:val="Compact"/>
+            </w:pPr>
+            <w:r>
+              <w:rPr>
+                <w:b/>
+                <w:bCs/>
+                <w:color w:val="131416"/>
+              </w:rPr>
               <w:t xml:space="preserve">예상 시간</w:t>
             </w:r>
           </w:p>
         </w:tc>
       </w:tr>
       <w:tr>
-        <w:tc>
-          <w:tcPr/>
+        <w:trPr>
+          <w:cantSplit/>
+        </w:trPr>
+        <w:tc>
+          <w:tcPr>
+            <w:tcW w:w="605" w:type="dxa"/>
+          </w:tcPr>
           <w:p>
             <w:pPr>
               <w:pStyle w:val="Compact"/>
@@ -653,7 +945,9 @@
           </w:p>
         </w:tc>
         <w:tc>
-          <w:tcPr/>
+          <w:tcPr>
+            <w:tcW w:w="1614" w:type="dxa"/>
+          </w:tcPr>
           <w:p>
             <w:pPr>
               <w:pStyle w:val="Compact"/>
@@ -664,7 +958,9 @@
           </w:p>
         </w:tc>
         <w:tc>
-          <w:tcPr/>
+          <w:tcPr>
+            <w:tcW w:w="4543" w:type="dxa"/>
+          </w:tcPr>
           <w:p>
             <w:pPr>
               <w:pStyle w:val="Compact"/>
@@ -723,7 +1019,9 @@
           </w:p>
         </w:tc>
         <w:tc>
-          <w:tcPr/>
+          <w:tcPr>
+            <w:tcW w:w="605" w:type="dxa"/>
+          </w:tcPr>
           <w:p>
             <w:pPr>
               <w:pStyle w:val="Compact"/>
@@ -734,7 +1032,9 @@
           </w:p>
         </w:tc>
         <w:tc>
-          <w:tcPr/>
+          <w:tcPr>
+            <w:tcW w:w="2271" w:type="dxa"/>
+          </w:tcPr>
           <w:p>
             <w:pPr>
               <w:pStyle w:val="Compact"/>
@@ -746,8 +1046,13 @@
         </w:tc>
       </w:tr>
       <w:tr>
-        <w:tc>
-          <w:tcPr/>
+        <w:trPr>
+          <w:cantSplit/>
+        </w:trPr>
+        <w:tc>
+          <w:tcPr>
+            <w:tcW w:w="605" w:type="dxa"/>
+          </w:tcPr>
           <w:p>
             <w:pPr>
               <w:pStyle w:val="Compact"/>
@@ -758,7 +1063,9 @@
           </w:p>
         </w:tc>
         <w:tc>
-          <w:tcPr/>
+          <w:tcPr>
+            <w:tcW w:w="1614" w:type="dxa"/>
+          </w:tcPr>
           <w:p>
             <w:pPr>
               <w:pStyle w:val="Compact"/>
@@ -769,7 +1076,9 @@
           </w:p>
         </w:tc>
         <w:tc>
-          <w:tcPr/>
+          <w:tcPr>
+            <w:tcW w:w="4543" w:type="dxa"/>
+          </w:tcPr>
           <w:p>
             <w:pPr>
               <w:pStyle w:val="Compact"/>
@@ -807,7 +1116,9 @@
           </w:p>
         </w:tc>
         <w:tc>
-          <w:tcPr/>
+          <w:tcPr>
+            <w:tcW w:w="605" w:type="dxa"/>
+          </w:tcPr>
           <w:p>
             <w:pPr>
               <w:pStyle w:val="Compact"/>
@@ -818,7 +1129,9 @@
           </w:p>
         </w:tc>
         <w:tc>
-          <w:tcPr/>
+          <w:tcPr>
+            <w:tcW w:w="2271" w:type="dxa"/>
+          </w:tcPr>
           <w:p>
             <w:pPr>
               <w:pStyle w:val="Compact"/>
@@ -830,8 +1143,13 @@
         </w:tc>
       </w:tr>
       <w:tr>
-        <w:tc>
-          <w:tcPr/>
+        <w:trPr>
+          <w:cantSplit/>
+        </w:trPr>
+        <w:tc>
+          <w:tcPr>
+            <w:tcW w:w="605" w:type="dxa"/>
+          </w:tcPr>
           <w:p>
             <w:pPr>
               <w:pStyle w:val="Compact"/>
@@ -842,7 +1160,9 @@
           </w:p>
         </w:tc>
         <w:tc>
-          <w:tcPr/>
+          <w:tcPr>
+            <w:tcW w:w="1614" w:type="dxa"/>
+          </w:tcPr>
           <w:p>
             <w:pPr>
               <w:pStyle w:val="Compact"/>
@@ -853,7 +1173,9 @@
           </w:p>
         </w:tc>
         <w:tc>
-          <w:tcPr/>
+          <w:tcPr>
+            <w:tcW w:w="4543" w:type="dxa"/>
+          </w:tcPr>
           <w:p>
             <w:pPr>
               <w:pStyle w:val="Compact"/>
@@ -924,7 +1246,9 @@
           </w:p>
         </w:tc>
         <w:tc>
-          <w:tcPr/>
+          <w:tcPr>
+            <w:tcW w:w="605" w:type="dxa"/>
+          </w:tcPr>
           <w:p>
             <w:pPr>
               <w:pStyle w:val="Compact"/>
@@ -935,7 +1259,9 @@
           </w:p>
         </w:tc>
         <w:tc>
-          <w:tcPr/>
+          <w:tcPr>
+            <w:tcW w:w="2271" w:type="dxa"/>
+          </w:tcPr>
           <w:p>
             <w:pPr>
               <w:pStyle w:val="Compact"/>
@@ -947,8 +1273,13 @@
         </w:tc>
       </w:tr>
       <w:tr>
-        <w:tc>
-          <w:tcPr/>
+        <w:trPr>
+          <w:cantSplit/>
+        </w:trPr>
+        <w:tc>
+          <w:tcPr>
+            <w:tcW w:w="605" w:type="dxa"/>
+          </w:tcPr>
           <w:p>
             <w:pPr>
               <w:pStyle w:val="Compact"/>
@@ -959,7 +1290,9 @@
           </w:p>
         </w:tc>
         <w:tc>
-          <w:tcPr/>
+          <w:tcPr>
+            <w:tcW w:w="1614" w:type="dxa"/>
+          </w:tcPr>
           <w:p>
             <w:pPr>
               <w:pStyle w:val="Compact"/>
@@ -970,7 +1303,9 @@
           </w:p>
         </w:tc>
         <w:tc>
-          <w:tcPr/>
+          <w:tcPr>
+            <w:tcW w:w="4543" w:type="dxa"/>
+          </w:tcPr>
           <w:p>
             <w:pPr>
               <w:pStyle w:val="Compact"/>
@@ -1002,7 +1337,9 @@
           </w:p>
         </w:tc>
         <w:tc>
-          <w:tcPr/>
+          <w:tcPr>
+            <w:tcW w:w="605" w:type="dxa"/>
+          </w:tcPr>
           <w:p>
             <w:pPr>
               <w:pStyle w:val="Compact"/>
@@ -1013,7 +1350,9 @@
           </w:p>
         </w:tc>
         <w:tc>
-          <w:tcPr/>
+          <w:tcPr>
+            <w:tcW w:w="2271" w:type="dxa"/>
+          </w:tcPr>
           <w:p>
             <w:pPr>
               <w:pStyle w:val="Compact"/>
@@ -1025,8 +1364,13 @@
         </w:tc>
       </w:tr>
       <w:tr>
-        <w:tc>
-          <w:tcPr/>
+        <w:trPr>
+          <w:cantSplit/>
+        </w:trPr>
+        <w:tc>
+          <w:tcPr>
+            <w:tcW w:w="605" w:type="dxa"/>
+          </w:tcPr>
           <w:p>
             <w:pPr>
               <w:pStyle w:val="Compact"/>
@@ -1037,7 +1381,9 @@
           </w:p>
         </w:tc>
         <w:tc>
-          <w:tcPr/>
+          <w:tcPr>
+            <w:tcW w:w="1614" w:type="dxa"/>
+          </w:tcPr>
           <w:p>
             <w:pPr>
               <w:pStyle w:val="Compact"/>
@@ -1048,7 +1394,9 @@
           </w:p>
         </w:tc>
         <w:tc>
-          <w:tcPr/>
+          <w:tcPr>
+            <w:tcW w:w="4543" w:type="dxa"/>
+          </w:tcPr>
           <w:p>
             <w:pPr>
               <w:pStyle w:val="Compact"/>
@@ -1098,7 +1446,9 @@
           </w:p>
         </w:tc>
         <w:tc>
-          <w:tcPr/>
+          <w:tcPr>
+            <w:tcW w:w="605" w:type="dxa"/>
+          </w:tcPr>
           <w:p>
             <w:pPr>
               <w:pStyle w:val="Compact"/>
@@ -1109,7 +1459,9 @@
           </w:p>
         </w:tc>
         <w:tc>
-          <w:tcPr/>
+          <w:tcPr>
+            <w:tcW w:w="2271" w:type="dxa"/>
+          </w:tcPr>
           <w:p>
             <w:pPr>
               <w:pStyle w:val="Compact"/>
@@ -1132,56 +1484,121 @@
     <w:tbl>
       <w:tblPr>
         <w:tblStyle w:val="Table"/>
-        <w:tblW w:type="pct" w:w="5000"/>
+        <w:tblW w:w="9638" w:type="dxa"/>
+        <w:tblBorders>
+          <w:top w:val="single" w:sz="4" w:space="0" w:color="CDD1D5"/>
+          <w:left w:val="single" w:sz="4" w:space="0" w:color="CDD1D5"/>
+          <w:bottom w:val="single" w:sz="4" w:space="0" w:color="CDD1D5"/>
+          <w:right w:val="single" w:sz="4" w:space="0" w:color="CDD1D5"/>
+          <w:insideH w:val="single" w:sz="4" w:space="0" w:color="CDD1D5"/>
+          <w:insideV w:val="single" w:sz="4" w:space="0" w:color="CDD1D5"/>
+        </w:tblBorders>
         <w:tblLayout w:type="fixed"/>
+        <w:tblCellMar>
+          <w:top w:w="50" w:type="dxa"/>
+          <w:left w:w="100" w:type="dxa"/>
+          <w:bottom w:w="50" w:type="dxa"/>
+          <w:right w:w="100" w:type="dxa"/>
+        </w:tblCellMar>
         <w:tblLook w:firstRow="1" w:lastRow="0" w:firstColumn="0" w:lastColumn="0" w:noHBand="0" w:noVBand="0" w:val="0020"/>
       </w:tblPr>
       <w:tblGrid>
-        <w:gridCol w:w="1181"/>
-        <w:gridCol w:w="2324"/>
-        <w:gridCol w:w="4413"/>
+        <w:gridCol w:w="1438"/>
+        <w:gridCol w:w="2829"/>
+        <w:gridCol w:w="5371"/>
       </w:tblGrid>
       <w:tr>
         <w:trPr>
+          <w:cantSplit/>
           <w:tblHeader w:val="on"/>
         </w:trPr>
         <w:tc>
-          <w:tcPr/>
-          <w:p>
-            <w:pPr>
-              <w:pStyle w:val="Compact"/>
-            </w:pPr>
-            <w:r>
+          <w:tcPr>
+            <w:tcW w:w="1438" w:type="dxa"/>
+            <w:tcBorders>
+              <w:top w:val="single" w:sz="4" w:space="0" w:color="90A9C6"/>
+              <w:left w:val="single" w:sz="4" w:space="0" w:color="90A9C6"/>
+              <w:bottom w:val="single" w:sz="4" w:space="0" w:color="90A9C6"/>
+              <w:right w:val="single" w:sz="4" w:space="0" w:color="90A9C6"/>
+            </w:tcBorders>
+            <w:shd w:val="clear" w:color="auto" w:fill="D6E0EB"/>
+            <w:vAlign w:val="center"/>
+          </w:tcPr>
+          <w:p>
+            <w:pPr>
+              <w:pStyle w:val="Compact"/>
+            </w:pPr>
+            <w:r>
+              <w:rPr>
+                <w:b/>
+                <w:bCs/>
+                <w:color w:val="131416"/>
+              </w:rPr>
               <w:t xml:space="preserve">항목</w:t>
             </w:r>
           </w:p>
         </w:tc>
         <w:tc>
-          <w:tcPr/>
-          <w:p>
-            <w:pPr>
-              <w:pStyle w:val="Compact"/>
-            </w:pPr>
-            <w:r>
+          <w:tcPr>
+            <w:tcW w:w="2829" w:type="dxa"/>
+            <w:tcBorders>
+              <w:top w:val="single" w:sz="4" w:space="0" w:color="90A9C6"/>
+              <w:left w:val="single" w:sz="4" w:space="0" w:color="90A9C6"/>
+              <w:bottom w:val="single" w:sz="4" w:space="0" w:color="90A9C6"/>
+              <w:right w:val="single" w:sz="4" w:space="0" w:color="90A9C6"/>
+            </w:tcBorders>
+            <w:shd w:val="clear" w:color="auto" w:fill="D6E0EB"/>
+            <w:vAlign w:val="center"/>
+          </w:tcPr>
+          <w:p>
+            <w:pPr>
+              <w:pStyle w:val="Compact"/>
+            </w:pPr>
+            <w:r>
+              <w:rPr>
+                <w:b/>
+                <w:bCs/>
+                <w:color w:val="131416"/>
+              </w:rPr>
               <w:t xml:space="preserve">확인 방법</w:t>
             </w:r>
           </w:p>
         </w:tc>
         <w:tc>
-          <w:tcPr/>
-          <w:p>
-            <w:pPr>
-              <w:pStyle w:val="Compact"/>
-            </w:pPr>
-            <w:r>
+          <w:tcPr>
+            <w:tcW w:w="5371" w:type="dxa"/>
+            <w:tcBorders>
+              <w:top w:val="single" w:sz="4" w:space="0" w:color="90A9C6"/>
+              <w:left w:val="single" w:sz="4" w:space="0" w:color="90A9C6"/>
+              <w:bottom w:val="single" w:sz="4" w:space="0" w:color="90A9C6"/>
+              <w:right w:val="single" w:sz="4" w:space="0" w:color="90A9C6"/>
+            </w:tcBorders>
+            <w:shd w:val="clear" w:color="auto" w:fill="D6E0EB"/>
+            <w:vAlign w:val="center"/>
+          </w:tcPr>
+          <w:p>
+            <w:pPr>
+              <w:pStyle w:val="Compact"/>
+            </w:pPr>
+            <w:r>
+              <w:rPr>
+                <w:b/>
+                <w:bCs/>
+                <w:color w:val="131416"/>
+              </w:rPr>
               <w:t xml:space="preserve">기대 결과</w:t>
             </w:r>
           </w:p>
         </w:tc>
       </w:tr>
       <w:tr>
-        <w:tc>
-          <w:tcPr/>
+        <w:trPr>
+          <w:cantSplit/>
+        </w:trPr>
+        <w:tc>
+          <w:tcPr>
+            <w:tcW w:w="1438" w:type="dxa"/>
+          </w:tcPr>
           <w:p>
             <w:pPr>
               <w:pStyle w:val="Compact"/>
@@ -1192,7 +1609,9 @@
           </w:p>
         </w:tc>
         <w:tc>
-          <w:tcPr/>
+          <w:tcPr>
+            <w:tcW w:w="2829" w:type="dxa"/>
+          </w:tcPr>
           <w:p>
             <w:pPr>
               <w:pStyle w:val="Compact"/>
@@ -1206,7 +1625,9 @@
           </w:p>
         </w:tc>
         <w:tc>
-          <w:tcPr/>
+          <w:tcPr>
+            <w:tcW w:w="5371" w:type="dxa"/>
+          </w:tcPr>
           <w:p>
             <w:pPr>
               <w:pStyle w:val="Compact"/>
@@ -1227,8 +1648,13 @@
         </w:tc>
       </w:tr>
       <w:tr>
-        <w:tc>
-          <w:tcPr/>
+        <w:trPr>
+          <w:cantSplit/>
+        </w:trPr>
+        <w:tc>
+          <w:tcPr>
+            <w:tcW w:w="1438" w:type="dxa"/>
+          </w:tcPr>
           <w:p>
             <w:pPr>
               <w:pStyle w:val="Compact"/>
@@ -1239,7 +1665,9 @@
           </w:p>
         </w:tc>
         <w:tc>
-          <w:tcPr/>
+          <w:tcPr>
+            <w:tcW w:w="2829" w:type="dxa"/>
+          </w:tcPr>
           <w:p>
             <w:pPr>
               <w:pStyle w:val="Compact"/>
@@ -1256,7 +1684,9 @@
           </w:p>
         </w:tc>
         <w:tc>
-          <w:tcPr/>
+          <w:tcPr>
+            <w:tcW w:w="5371" w:type="dxa"/>
+          </w:tcPr>
           <w:p>
             <w:pPr>
               <w:pStyle w:val="Compact"/>
@@ -1307,8 +1737,13 @@
         </w:tc>
       </w:tr>
       <w:tr>
-        <w:tc>
-          <w:tcPr/>
+        <w:trPr>
+          <w:cantSplit/>
+        </w:trPr>
+        <w:tc>
+          <w:tcPr>
+            <w:tcW w:w="1438" w:type="dxa"/>
+          </w:tcPr>
           <w:p>
             <w:pPr>
               <w:pStyle w:val="Compact"/>
@@ -1319,7 +1754,9 @@
           </w:p>
         </w:tc>
         <w:tc>
-          <w:tcPr/>
+          <w:tcPr>
+            <w:tcW w:w="2829" w:type="dxa"/>
+          </w:tcPr>
           <w:p>
             <w:pPr>
               <w:pStyle w:val="Compact"/>
@@ -1330,7 +1767,9 @@
           </w:p>
         </w:tc>
         <w:tc>
-          <w:tcPr/>
+          <w:tcPr>
+            <w:tcW w:w="5371" w:type="dxa"/>
+          </w:tcPr>
           <w:p>
             <w:pPr>
               <w:pStyle w:val="Compact"/>
@@ -1342,8 +1781,13 @@
         </w:tc>
       </w:tr>
       <w:tr>
-        <w:tc>
-          <w:tcPr/>
+        <w:trPr>
+          <w:cantSplit/>
+        </w:trPr>
+        <w:tc>
+          <w:tcPr>
+            <w:tcW w:w="1438" w:type="dxa"/>
+          </w:tcPr>
           <w:p>
             <w:pPr>
               <w:pStyle w:val="Compact"/>
@@ -1354,7 +1798,9 @@
           </w:p>
         </w:tc>
         <w:tc>
-          <w:tcPr/>
+          <w:tcPr>
+            <w:tcW w:w="2829" w:type="dxa"/>
+          </w:tcPr>
           <w:p>
             <w:pPr>
               <w:pStyle w:val="Compact"/>
@@ -1365,7 +1811,9 @@
           </w:p>
         </w:tc>
         <w:tc>
-          <w:tcPr/>
+          <w:tcPr>
+            <w:tcW w:w="5371" w:type="dxa"/>
+          </w:tcPr>
           <w:p>
             <w:pPr>
               <w:pStyle w:val="Compact"/>
@@ -1557,56 +2005,121 @@
     <w:tbl>
       <w:tblPr>
         <w:tblStyle w:val="Table"/>
-        <w:tblW w:type="pct" w:w="5000"/>
+        <w:tblW w:w="9638" w:type="dxa"/>
+        <w:tblBorders>
+          <w:top w:val="single" w:sz="4" w:space="0" w:color="CDD1D5"/>
+          <w:left w:val="single" w:sz="4" w:space="0" w:color="CDD1D5"/>
+          <w:bottom w:val="single" w:sz="4" w:space="0" w:color="CDD1D5"/>
+          <w:right w:val="single" w:sz="4" w:space="0" w:color="CDD1D5"/>
+          <w:insideH w:val="single" w:sz="4" w:space="0" w:color="CDD1D5"/>
+          <w:insideV w:val="single" w:sz="4" w:space="0" w:color="CDD1D5"/>
+        </w:tblBorders>
         <w:tblLayout w:type="fixed"/>
+        <w:tblCellMar>
+          <w:top w:w="50" w:type="dxa"/>
+          <w:left w:w="100" w:type="dxa"/>
+          <w:bottom w:w="50" w:type="dxa"/>
+          <w:right w:w="100" w:type="dxa"/>
+        </w:tblCellMar>
         <w:tblLook w:firstRow="1" w:lastRow="0" w:firstColumn="0" w:lastColumn="0" w:noHBand="0" w:noVBand="0" w:val="0020"/>
       </w:tblPr>
       <w:tblGrid>
-        <w:gridCol w:w="4325"/>
-        <w:gridCol w:w="1797"/>
-        <w:gridCol w:w="1797"/>
+        <w:gridCol w:w="5264"/>
+        <w:gridCol w:w="2187"/>
+        <w:gridCol w:w="2187"/>
       </w:tblGrid>
       <w:tr>
         <w:trPr>
+          <w:cantSplit/>
           <w:tblHeader w:val="on"/>
         </w:trPr>
         <w:tc>
-          <w:tcPr/>
-          <w:p>
-            <w:pPr>
-              <w:pStyle w:val="Compact"/>
-            </w:pPr>
-            <w:r>
+          <w:tcPr>
+            <w:tcW w:w="5264" w:type="dxa"/>
+            <w:tcBorders>
+              <w:top w:val="single" w:sz="4" w:space="0" w:color="90A9C6"/>
+              <w:left w:val="single" w:sz="4" w:space="0" w:color="90A9C6"/>
+              <w:bottom w:val="single" w:sz="4" w:space="0" w:color="90A9C6"/>
+              <w:right w:val="single" w:sz="4" w:space="0" w:color="90A9C6"/>
+            </w:tcBorders>
+            <w:shd w:val="clear" w:color="auto" w:fill="D6E0EB"/>
+            <w:vAlign w:val="center"/>
+          </w:tcPr>
+          <w:p>
+            <w:pPr>
+              <w:pStyle w:val="Compact"/>
+            </w:pPr>
+            <w:r>
+              <w:rPr>
+                <w:b/>
+                <w:bCs/>
+                <w:color w:val="131416"/>
+              </w:rPr>
               <w:t xml:space="preserve">역할</w:t>
             </w:r>
           </w:p>
         </w:tc>
         <w:tc>
-          <w:tcPr/>
-          <w:p>
-            <w:pPr>
-              <w:pStyle w:val="Compact"/>
-            </w:pPr>
-            <w:r>
+          <w:tcPr>
+            <w:tcW w:w="2187" w:type="dxa"/>
+            <w:tcBorders>
+              <w:top w:val="single" w:sz="4" w:space="0" w:color="90A9C6"/>
+              <w:left w:val="single" w:sz="4" w:space="0" w:color="90A9C6"/>
+              <w:bottom w:val="single" w:sz="4" w:space="0" w:color="90A9C6"/>
+              <w:right w:val="single" w:sz="4" w:space="0" w:color="90A9C6"/>
+            </w:tcBorders>
+            <w:shd w:val="clear" w:color="auto" w:fill="D6E0EB"/>
+            <w:vAlign w:val="center"/>
+          </w:tcPr>
+          <w:p>
+            <w:pPr>
+              <w:pStyle w:val="Compact"/>
+            </w:pPr>
+            <w:r>
+              <w:rPr>
+                <w:b/>
+                <w:bCs/>
+                <w:color w:val="131416"/>
+              </w:rPr>
               <w:t xml:space="preserve">이름</w:t>
             </w:r>
           </w:p>
         </w:tc>
         <w:tc>
-          <w:tcPr/>
-          <w:p>
-            <w:pPr>
-              <w:pStyle w:val="Compact"/>
-            </w:pPr>
-            <w:r>
+          <w:tcPr>
+            <w:tcW w:w="2187" w:type="dxa"/>
+            <w:tcBorders>
+              <w:top w:val="single" w:sz="4" w:space="0" w:color="90A9C6"/>
+              <w:left w:val="single" w:sz="4" w:space="0" w:color="90A9C6"/>
+              <w:bottom w:val="single" w:sz="4" w:space="0" w:color="90A9C6"/>
+              <w:right w:val="single" w:sz="4" w:space="0" w:color="90A9C6"/>
+            </w:tcBorders>
+            <w:shd w:val="clear" w:color="auto" w:fill="D6E0EB"/>
+            <w:vAlign w:val="center"/>
+          </w:tcPr>
+          <w:p>
+            <w:pPr>
+              <w:pStyle w:val="Compact"/>
+            </w:pPr>
+            <w:r>
+              <w:rPr>
+                <w:b/>
+                <w:bCs/>
+                <w:color w:val="131416"/>
+              </w:rPr>
               <w:t xml:space="preserve">연락처</w:t>
             </w:r>
           </w:p>
         </w:tc>
       </w:tr>
       <w:tr>
-        <w:tc>
-          <w:tcPr/>
+        <w:trPr>
+          <w:cantSplit/>
+        </w:trPr>
+        <w:tc>
+          <w:tcPr>
+            <w:tcW w:w="5264" w:type="dxa"/>
+          </w:tcPr>
           <w:p>
             <w:pPr>
               <w:pStyle w:val="Compact"/>
@@ -1617,7 +2130,9 @@
           </w:p>
         </w:tc>
         <w:tc>
-          <w:tcPr/>
+          <w:tcPr>
+            <w:tcW w:w="2187" w:type="dxa"/>
+          </w:tcPr>
           <w:p>
             <w:pPr>
               <w:pStyle w:val="Compact"/>
@@ -1628,7 +2143,9 @@
           </w:p>
         </w:tc>
         <w:tc>
-          <w:tcPr/>
+          <w:tcPr>
+            <w:tcW w:w="2187" w:type="dxa"/>
+          </w:tcPr>
           <w:p>
             <w:pPr>
               <w:pStyle w:val="Compact"/>
@@ -1640,8 +2157,13 @@
         </w:tc>
       </w:tr>
       <w:tr>
-        <w:tc>
-          <w:tcPr/>
+        <w:trPr>
+          <w:cantSplit/>
+        </w:trPr>
+        <w:tc>
+          <w:tcPr>
+            <w:tcW w:w="5264" w:type="dxa"/>
+          </w:tcPr>
           <w:p>
             <w:pPr>
               <w:pStyle w:val="Compact"/>
@@ -1652,7 +2174,9 @@
           </w:p>
         </w:tc>
         <w:tc>
-          <w:tcPr/>
+          <w:tcPr>
+            <w:tcW w:w="2187" w:type="dxa"/>
+          </w:tcPr>
           <w:p>
             <w:pPr>
               <w:pStyle w:val="Compact"/>
@@ -1663,7 +2187,9 @@
           </w:p>
         </w:tc>
         <w:tc>
-          <w:tcPr/>
+          <w:tcPr>
+            <w:tcW w:w="2187" w:type="dxa"/>
+          </w:tcPr>
           <w:p>
             <w:pPr>
               <w:pStyle w:val="Compact"/>
@@ -1675,8 +2201,13 @@
         </w:tc>
       </w:tr>
       <w:tr>
-        <w:tc>
-          <w:tcPr/>
+        <w:trPr>
+          <w:cantSplit/>
+        </w:trPr>
+        <w:tc>
+          <w:tcPr>
+            <w:tcW w:w="5264" w:type="dxa"/>
+          </w:tcPr>
           <w:p>
             <w:pPr>
               <w:pStyle w:val="Compact"/>
@@ -1687,7 +2218,9 @@
           </w:p>
         </w:tc>
         <w:tc>
-          <w:tcPr/>
+          <w:tcPr>
+            <w:tcW w:w="2187" w:type="dxa"/>
+          </w:tcPr>
           <w:p>
             <w:pPr>
               <w:pStyle w:val="Compact"/>
@@ -1698,7 +2231,9 @@
           </w:p>
         </w:tc>
         <w:tc>
-          <w:tcPr/>
+          <w:tcPr>
+            <w:tcW w:w="2187" w:type="dxa"/>
+          </w:tcPr>
           <w:p>
             <w:pPr>
               <w:pStyle w:val="Compact"/>
